--- a/4_Diari/2025.03.26.docx
+++ b/4_Diari/2025.03.26.docx
@@ -329,6 +329,24 @@
           </w:p>
           <w:p>
             <w:pPr>
+              <w:pStyle w:val="Paragrafoelenco"/>
+              <w:numPr>
+                <w:ilvl w:val="1"/>
+                <w:numId w:val="21"/>
+              </w:numPr>
+              <w:rPr>
+                <w:rFonts w:ascii="Arial" w:hAnsi="Arial" w:cs="Arial"/>
+              </w:rPr>
+            </w:pPr>
+            <w:r>
+              <w:rPr>
+                <w:rFonts w:ascii="Arial" w:hAnsi="Arial" w:cs="Arial"/>
+              </w:rPr>
+              <w:t>Finito sprint 2</w:t>
+            </w:r>
+          </w:p>
+          <w:p>
+            <w:pPr>
               <w:rPr>
                 <w:rFonts w:ascii="Arial" w:hAnsi="Arial" w:cs="Arial"/>
               </w:rPr>
@@ -544,8 +562,53 @@
               <w:rPr>
                 <w:rFonts w:ascii="Arial" w:hAnsi="Arial" w:cs="Arial"/>
                 <w:u w:val="single"/>
+                <w:lang w:val="fr-CH"/>
               </w:rPr>
             </w:pPr>
+            <w:r>
+              <w:rPr>
+                <w:rFonts w:ascii="Arial" w:hAnsi="Arial" w:cs="Arial"/>
+                <w:u w:val="single"/>
+                <w:lang w:val="fr-CH"/>
+              </w:rPr>
+              <w:t xml:space="preserve">Sprint </w:t>
+            </w:r>
+            <w:proofErr w:type="spellStart"/>
+            <w:r>
+              <w:rPr>
+                <w:rFonts w:ascii="Arial" w:hAnsi="Arial" w:cs="Arial"/>
+                <w:u w:val="single"/>
+                <w:lang w:val="fr-CH"/>
+              </w:rPr>
+              <w:t>Retrospective</w:t>
+            </w:r>
+            <w:proofErr w:type="spellEnd"/>
+            <w:r>
+              <w:rPr>
+                <w:rFonts w:ascii="Arial" w:hAnsi="Arial" w:cs="Arial"/>
+                <w:u w:val="single"/>
+                <w:lang w:val="fr-CH"/>
+              </w:rPr>
+              <w:t xml:space="preserve">, </w:t>
+            </w:r>
+            <w:proofErr w:type="spellStart"/>
+            <w:r>
+              <w:rPr>
+                <w:rFonts w:ascii="Arial" w:hAnsi="Arial" w:cs="Arial"/>
+                <w:u w:val="single"/>
+                <w:lang w:val="fr-CH"/>
+              </w:rPr>
+              <w:t>daily</w:t>
+            </w:r>
+            <w:proofErr w:type="spellEnd"/>
+            <w:r>
+              <w:rPr>
+                <w:rFonts w:ascii="Arial" w:hAnsi="Arial" w:cs="Arial"/>
+                <w:u w:val="single"/>
+                <w:lang w:val="fr-CH"/>
+              </w:rPr>
+              <w:t xml:space="preserve"> sprint e Sprint planning</w:t>
+            </w:r>
           </w:p>
         </w:tc>
       </w:tr>
@@ -554,6 +617,7 @@
       <w:pPr>
         <w:rPr>
           <w:rFonts w:ascii="Arial" w:hAnsi="Arial" w:cs="Arial"/>
+          <w:lang w:val="fr-CH"/>
         </w:rPr>
       </w:pPr>
     </w:p>
@@ -672,6 +736,42 @@
           </w:p>
           <w:p>
             <w:pPr>
+              <w:pStyle w:val="Paragrafoelenco"/>
+              <w:numPr>
+                <w:ilvl w:val="0"/>
+                <w:numId w:val="26"/>
+              </w:numPr>
+              <w:rPr>
+                <w:rFonts w:ascii="Arial" w:hAnsi="Arial" w:cs="Arial"/>
+              </w:rPr>
+            </w:pPr>
+            <w:r>
+              <w:rPr>
+                <w:rFonts w:ascii="Arial" w:hAnsi="Arial" w:cs="Arial"/>
+              </w:rPr>
+              <w:t>Profilo utente</w:t>
+            </w:r>
+          </w:p>
+          <w:p>
+            <w:pPr>
+              <w:pStyle w:val="Paragrafoelenco"/>
+              <w:numPr>
+                <w:ilvl w:val="0"/>
+                <w:numId w:val="26"/>
+              </w:numPr>
+              <w:rPr>
+                <w:rFonts w:ascii="Arial" w:hAnsi="Arial" w:cs="Arial"/>
+              </w:rPr>
+            </w:pPr>
+            <w:r>
+              <w:rPr>
+                <w:rFonts w:ascii="Arial" w:hAnsi="Arial" w:cs="Arial"/>
+              </w:rPr>
+              <w:t>Aggiornamento varie funzionalità</w:t>
+            </w:r>
+          </w:p>
+          <w:p>
+            <w:pPr>
               <w:rPr>
                 <w:rFonts w:ascii="Arial" w:hAnsi="Arial" w:cs="Arial"/>
               </w:rPr>
@@ -718,8 +818,42 @@
               </w:rPr>
               <w:t xml:space="preserve">Ricerca nota </w:t>
             </w:r>
-            <w:bookmarkStart w:id="3" w:name="_GoBack"/>
-            <w:bookmarkEnd w:id="3"/>
+          </w:p>
+          <w:p>
+            <w:pPr>
+              <w:pStyle w:val="Paragrafoelenco"/>
+              <w:numPr>
+                <w:ilvl w:val="0"/>
+                <w:numId w:val="26"/>
+              </w:numPr>
+              <w:rPr>
+                <w:rFonts w:ascii="Arial" w:hAnsi="Arial" w:cs="Arial"/>
+              </w:rPr>
+            </w:pPr>
+            <w:r>
+              <w:rPr>
+                <w:rFonts w:ascii="Arial" w:hAnsi="Arial" w:cs="Arial"/>
+              </w:rPr>
+              <w:t>Test case</w:t>
+            </w:r>
+          </w:p>
+          <w:p>
+            <w:pPr>
+              <w:pStyle w:val="Paragrafoelenco"/>
+              <w:numPr>
+                <w:ilvl w:val="0"/>
+                <w:numId w:val="26"/>
+              </w:numPr>
+              <w:rPr>
+                <w:rFonts w:ascii="Arial" w:hAnsi="Arial" w:cs="Arial"/>
+              </w:rPr>
+            </w:pPr>
+            <w:r>
+              <w:rPr>
+                <w:rFonts w:ascii="Arial" w:hAnsi="Arial" w:cs="Arial"/>
+              </w:rPr>
+              <w:t>Doc. task</w:t>
+            </w:r>
           </w:p>
           <w:p>
             <w:pPr>
@@ -783,6 +917,7 @@
               <w:rPr>
                 <w:rFonts w:ascii="Arial" w:hAnsi="Arial" w:cs="Arial"/>
               </w:rPr>
+              <w:lastRenderedPageBreak/>
               <w:t xml:space="preserve">Obbiettivi: </w:t>
             </w:r>
             <w:r>
@@ -842,7 +977,6 @@
               <w:rPr>
                 <w:noProof/>
               </w:rPr>
-              <w:lastRenderedPageBreak/>
               <w:drawing>
                 <wp:inline distT="0" distB="0" distL="0" distR="0" wp14:anchorId="321571C6" wp14:editId="1B62E7FD">
                   <wp:extent cx="1105134" cy="2620917"/>
@@ -978,6 +1112,14 @@
                 <w:rFonts w:ascii="Arial" w:hAnsi="Arial" w:cs="Arial"/>
               </w:rPr>
             </w:pPr>
+            <w:r>
+              <w:rPr>
+                <w:rFonts w:ascii="Arial" w:hAnsi="Arial" w:cs="Arial"/>
+              </w:rPr>
+              <w:t>Discusso dalle 15:00 alle 15:25, Lavoro svolto bene con ordine e mantenuto obbiettivo principale, la comunicazione.</w:t>
+            </w:r>
+            <w:bookmarkStart w:id="3" w:name="_GoBack"/>
+            <w:bookmarkEnd w:id="3"/>
           </w:p>
         </w:tc>
       </w:tr>
@@ -5365,6 +5507,7 @@
     <w:rsid w:val="00986F8A"/>
     <w:rsid w:val="00997E7D"/>
     <w:rsid w:val="009D5B0A"/>
+    <w:rsid w:val="009F090E"/>
     <w:rsid w:val="00A0666A"/>
     <w:rsid w:val="00A139A6"/>
     <w:rsid w:val="00A1514F"/>
@@ -6209,7 +6352,7 @@
 </file>
 
 <file path=customXml/itemProps1.xml><?xml version="1.0" encoding="utf-8"?>
-<ds:datastoreItem xmlns:ds="http://schemas.openxmlformats.org/officeDocument/2006/customXml" ds:itemID="{95F5543B-3080-400D-AE05-C530BD6B7403}">
+<ds:datastoreItem xmlns:ds="http://schemas.openxmlformats.org/officeDocument/2006/customXml" ds:itemID="{1C995678-B3B0-4E9E-8072-23266EC4AE5E}">
   <ds:schemaRefs>
     <ds:schemaRef ds:uri="http://schemas.openxmlformats.org/officeDocument/2006/bibliography"/>
   </ds:schemaRefs>

--- a/4_Diari/2025.03.26.docx
+++ b/4_Diari/2025.03.26.docx
@@ -899,6 +899,14 @@
               </w:rPr>
               <w:t>Sprint Planning</w:t>
             </w:r>
+          </w:p>
+          <w:p>
+            <w:pPr>
+              <w:ind w:firstLine="708"/>
+              <w:rPr>
+                <w:rFonts w:ascii="Arial" w:hAnsi="Arial" w:cs="Arial"/>
+              </w:rPr>
+            </w:pPr>
           </w:p>
         </w:tc>
       </w:tr>
@@ -1118,8 +1126,6 @@
               </w:rPr>
               <w:t>Discusso dalle 15:00 alle 15:25, Lavoro svolto bene con ordine e mantenuto obbiettivo principale, la comunicazione.</w:t>
             </w:r>
-            <w:bookmarkStart w:id="3" w:name="_GoBack"/>
-            <w:bookmarkEnd w:id="3"/>
           </w:p>
         </w:tc>
       </w:tr>
@@ -1213,8 +1219,12 @@
       </w:pPr>
     </w:p>
     <w:sectPr>
-      <w:headerReference w:type="default" r:id="rId10"/>
-      <w:footerReference w:type="default" r:id="rId11"/>
+      <w:headerReference w:type="even" r:id="rId10"/>
+      <w:headerReference w:type="default" r:id="rId11"/>
+      <w:footerReference w:type="even" r:id="rId12"/>
+      <w:footerReference w:type="default" r:id="rId13"/>
+      <w:headerReference w:type="first" r:id="rId14"/>
+      <w:footerReference w:type="first" r:id="rId15"/>
       <w:pgSz w:w="11906" w:h="16838"/>
       <w:pgMar w:top="1135" w:right="1134" w:bottom="993" w:left="1134" w:header="708" w:footer="314" w:gutter="0"/>
       <w:cols w:space="708"/>
@@ -1251,6 +1261,17 @@
 
 <file path=word/footer1.xml><?xml version="1.0" encoding="utf-8"?>
 <w:ftr xmlns:wpc="http://schemas.microsoft.com/office/word/2010/wordprocessingCanvas" xmlns:cx="http://schemas.microsoft.com/office/drawing/2014/chartex" xmlns:cx1="http://schemas.microsoft.com/office/drawing/2015/9/8/chartex" xmlns:cx2="http://schemas.microsoft.com/office/drawing/2015/10/21/chartex" xmlns:cx3="http://schemas.microsoft.com/office/drawing/2016/5/9/chartex" xmlns:cx4="http://schemas.microsoft.com/office/drawing/2016/5/10/chartex" xmlns:cx5="http://schemas.microsoft.com/office/drawing/2016/5/11/chartex" xmlns:cx6="http://schemas.microsoft.com/office/drawing/2016/5/12/chartex" xmlns:cx7="http://schemas.microsoft.com/office/drawing/2016/5/13/chartex" xmlns:cx8="http://schemas.microsoft.com/office/drawing/2016/5/14/chartex" xmlns:mc="http://schemas.openxmlformats.org/markup-compatibility/2006" xmlns:aink="http://schemas.microsoft.com/office/drawing/2016/ink" xmlns:am3d="http://schemas.microsoft.com/office/drawing/2017/model3d" xmlns:o="urn:schemas-microsoft-com:office:office" xmlns:r="http://schemas.openxmlformats.org/officeDocument/2006/relationships" xmlns:m="http://schemas.openxmlformats.org/officeDocument/2006/math" xmlns:v="urn:schemas-microsoft-com:vml" xmlns:wp14="http://schemas.microsoft.com/office/word/2010/wordprocessingDrawing" xmlns:wp="http://schemas.openxmlformats.org/drawingml/2006/wordprocessingDrawing" xmlns:w10="urn:schemas-microsoft-com:office:word" xmlns:w="http://schemas.openxmlformats.org/wordprocessingml/2006/main" xmlns:w14="http://schemas.microsoft.com/office/word/2010/wordml" xmlns:w15="http://schemas.microsoft.com/office/word/2012/wordml" xmlns:w16cid="http://schemas.microsoft.com/office/word/2016/wordml/cid" xmlns:w16se="http://schemas.microsoft.com/office/word/2015/wordml/symex" xmlns:wpg="http://schemas.microsoft.com/office/word/2010/wordprocessingGroup" xmlns:wpi="http://schemas.microsoft.com/office/word/2010/wordprocessingInk" xmlns:wne="http://schemas.microsoft.com/office/word/2006/wordml" xmlns:wps="http://schemas.microsoft.com/office/word/2010/wordprocessingShape" mc:Ignorable="w14 w15 w16se w16cid wp14">
+  <w:p>
+    <w:pPr>
+      <w:pStyle w:val="Pidipagina"/>
+    </w:pPr>
+  </w:p>
+</w:ftr>
+</file>
+
+<file path=word/footer2.xml><?xml version="1.0" encoding="utf-8"?>
+<w:ftr xmlns:wpc="http://schemas.microsoft.com/office/word/2010/wordprocessingCanvas" xmlns:cx="http://schemas.microsoft.com/office/drawing/2014/chartex" xmlns:cx1="http://schemas.microsoft.com/office/drawing/2015/9/8/chartex" xmlns:cx2="http://schemas.microsoft.com/office/drawing/2015/10/21/chartex" xmlns:cx3="http://schemas.microsoft.com/office/drawing/2016/5/9/chartex" xmlns:cx4="http://schemas.microsoft.com/office/drawing/2016/5/10/chartex" xmlns:cx5="http://schemas.microsoft.com/office/drawing/2016/5/11/chartex" xmlns:cx6="http://schemas.microsoft.com/office/drawing/2016/5/12/chartex" xmlns:cx7="http://schemas.microsoft.com/office/drawing/2016/5/13/chartex" xmlns:cx8="http://schemas.microsoft.com/office/drawing/2016/5/14/chartex" xmlns:mc="http://schemas.openxmlformats.org/markup-compatibility/2006" xmlns:aink="http://schemas.microsoft.com/office/drawing/2016/ink" xmlns:am3d="http://schemas.microsoft.com/office/drawing/2017/model3d" xmlns:o="urn:schemas-microsoft-com:office:office" xmlns:r="http://schemas.openxmlformats.org/officeDocument/2006/relationships" xmlns:m="http://schemas.openxmlformats.org/officeDocument/2006/math" xmlns:v="urn:schemas-microsoft-com:vml" xmlns:wp14="http://schemas.microsoft.com/office/word/2010/wordprocessingDrawing" xmlns:wp="http://schemas.openxmlformats.org/drawingml/2006/wordprocessingDrawing" xmlns:w10="urn:schemas-microsoft-com:office:word" xmlns:w="http://schemas.openxmlformats.org/wordprocessingml/2006/main" xmlns:w14="http://schemas.microsoft.com/office/word/2010/wordml" xmlns:w15="http://schemas.microsoft.com/office/word/2012/wordml" xmlns:w16cid="http://schemas.microsoft.com/office/word/2016/wordml/cid" xmlns:w16se="http://schemas.microsoft.com/office/word/2015/wordml/symex" xmlns:wpg="http://schemas.microsoft.com/office/word/2010/wordprocessingGroup" xmlns:wpi="http://schemas.microsoft.com/office/word/2010/wordprocessingInk" xmlns:wne="http://schemas.microsoft.com/office/word/2006/wordml" xmlns:wps="http://schemas.microsoft.com/office/word/2010/wordprocessingShape" mc:Ignorable="w14 w15 w16se w16cid wp14">
+  <w:bookmarkStart w:id="3" w:name="_GoBack"/>
   <w:p>
     <w:pPr>
       <w:tabs>
@@ -1275,14 +1296,17 @@
       </w:sdtPr>
       <w:sdtEndPr/>
       <w:sdtContent>
+        <w:proofErr w:type="spellStart"/>
         <w:r>
           <w:rPr>
             <w:rFonts w:ascii="Arial" w:hAnsi="Arial" w:cs="Arial"/>
           </w:rPr>
-          <w:t>Nome Progetto</w:t>
+          <w:t>CasaNote</w:t>
         </w:r>
+        <w:proofErr w:type="spellEnd"/>
       </w:sdtContent>
     </w:sdt>
+    <w:bookmarkEnd w:id="3"/>
     <w:r>
       <w:rPr>
         <w:rFonts w:ascii="Arial" w:hAnsi="Arial" w:cs="Arial"/>
@@ -1378,6 +1402,16 @@
       </w:rPr>
       <w:fldChar w:fldCharType="end"/>
     </w:r>
+  </w:p>
+</w:ftr>
+</file>
+
+<file path=word/footer3.xml><?xml version="1.0" encoding="utf-8"?>
+<w:ftr xmlns:wpc="http://schemas.microsoft.com/office/word/2010/wordprocessingCanvas" xmlns:cx="http://schemas.microsoft.com/office/drawing/2014/chartex" xmlns:cx1="http://schemas.microsoft.com/office/drawing/2015/9/8/chartex" xmlns:cx2="http://schemas.microsoft.com/office/drawing/2015/10/21/chartex" xmlns:cx3="http://schemas.microsoft.com/office/drawing/2016/5/9/chartex" xmlns:cx4="http://schemas.microsoft.com/office/drawing/2016/5/10/chartex" xmlns:cx5="http://schemas.microsoft.com/office/drawing/2016/5/11/chartex" xmlns:cx6="http://schemas.microsoft.com/office/drawing/2016/5/12/chartex" xmlns:cx7="http://schemas.microsoft.com/office/drawing/2016/5/13/chartex" xmlns:cx8="http://schemas.microsoft.com/office/drawing/2016/5/14/chartex" xmlns:mc="http://schemas.openxmlformats.org/markup-compatibility/2006" xmlns:aink="http://schemas.microsoft.com/office/drawing/2016/ink" xmlns:am3d="http://schemas.microsoft.com/office/drawing/2017/model3d" xmlns:o="urn:schemas-microsoft-com:office:office" xmlns:r="http://schemas.openxmlformats.org/officeDocument/2006/relationships" xmlns:m="http://schemas.openxmlformats.org/officeDocument/2006/math" xmlns:v="urn:schemas-microsoft-com:vml" xmlns:wp14="http://schemas.microsoft.com/office/word/2010/wordprocessingDrawing" xmlns:wp="http://schemas.openxmlformats.org/drawingml/2006/wordprocessingDrawing" xmlns:w10="urn:schemas-microsoft-com:office:word" xmlns:w="http://schemas.openxmlformats.org/wordprocessingml/2006/main" xmlns:w14="http://schemas.microsoft.com/office/word/2010/wordml" xmlns:w15="http://schemas.microsoft.com/office/word/2012/wordml" xmlns:w16cid="http://schemas.microsoft.com/office/word/2016/wordml/cid" xmlns:w16se="http://schemas.microsoft.com/office/word/2015/wordml/symex" xmlns:wpg="http://schemas.microsoft.com/office/word/2010/wordprocessingGroup" xmlns:wpi="http://schemas.microsoft.com/office/word/2010/wordprocessingInk" xmlns:wne="http://schemas.microsoft.com/office/word/2006/wordml" xmlns:wps="http://schemas.microsoft.com/office/word/2010/wordprocessingShape" mc:Ignorable="w14 w15 w16se w16cid wp14">
+  <w:p>
+    <w:pPr>
+      <w:pStyle w:val="Pidipagina"/>
+    </w:pPr>
   </w:p>
 </w:ftr>
 </file>
@@ -1411,6 +1445,16 @@
 <w:hdr xmlns:wpc="http://schemas.microsoft.com/office/word/2010/wordprocessingCanvas" xmlns:cx="http://schemas.microsoft.com/office/drawing/2014/chartex" xmlns:cx1="http://schemas.microsoft.com/office/drawing/2015/9/8/chartex" xmlns:cx2="http://schemas.microsoft.com/office/drawing/2015/10/21/chartex" xmlns:cx3="http://schemas.microsoft.com/office/drawing/2016/5/9/chartex" xmlns:cx4="http://schemas.microsoft.com/office/drawing/2016/5/10/chartex" xmlns:cx5="http://schemas.microsoft.com/office/drawing/2016/5/11/chartex" xmlns:cx6="http://schemas.microsoft.com/office/drawing/2016/5/12/chartex" xmlns:cx7="http://schemas.microsoft.com/office/drawing/2016/5/13/chartex" xmlns:cx8="http://schemas.microsoft.com/office/drawing/2016/5/14/chartex" xmlns:mc="http://schemas.openxmlformats.org/markup-compatibility/2006" xmlns:aink="http://schemas.microsoft.com/office/drawing/2016/ink" xmlns:am3d="http://schemas.microsoft.com/office/drawing/2017/model3d" xmlns:o="urn:schemas-microsoft-com:office:office" xmlns:r="http://schemas.openxmlformats.org/officeDocument/2006/relationships" xmlns:m="http://schemas.openxmlformats.org/officeDocument/2006/math" xmlns:v="urn:schemas-microsoft-com:vml" xmlns:wp14="http://schemas.microsoft.com/office/word/2010/wordprocessingDrawing" xmlns:wp="http://schemas.openxmlformats.org/drawingml/2006/wordprocessingDrawing" xmlns:w10="urn:schemas-microsoft-com:office:word" xmlns:w="http://schemas.openxmlformats.org/wordprocessingml/2006/main" xmlns:w14="http://schemas.microsoft.com/office/word/2010/wordml" xmlns:w15="http://schemas.microsoft.com/office/word/2012/wordml" xmlns:w16cid="http://schemas.microsoft.com/office/word/2016/wordml/cid" xmlns:w16se="http://schemas.microsoft.com/office/word/2015/wordml/symex" xmlns:wpg="http://schemas.microsoft.com/office/word/2010/wordprocessingGroup" xmlns:wpi="http://schemas.microsoft.com/office/word/2010/wordprocessingInk" xmlns:wne="http://schemas.microsoft.com/office/word/2006/wordml" xmlns:wps="http://schemas.microsoft.com/office/word/2010/wordprocessingShape" mc:Ignorable="w14 w15 w16se w16cid wp14">
   <w:p>
     <w:pPr>
+      <w:pStyle w:val="Intestazione"/>
+    </w:pPr>
+  </w:p>
+</w:hdr>
+</file>
+
+<file path=word/header2.xml><?xml version="1.0" encoding="utf-8"?>
+<w:hdr xmlns:wpc="http://schemas.microsoft.com/office/word/2010/wordprocessingCanvas" xmlns:cx="http://schemas.microsoft.com/office/drawing/2014/chartex" xmlns:cx1="http://schemas.microsoft.com/office/drawing/2015/9/8/chartex" xmlns:cx2="http://schemas.microsoft.com/office/drawing/2015/10/21/chartex" xmlns:cx3="http://schemas.microsoft.com/office/drawing/2016/5/9/chartex" xmlns:cx4="http://schemas.microsoft.com/office/drawing/2016/5/10/chartex" xmlns:cx5="http://schemas.microsoft.com/office/drawing/2016/5/11/chartex" xmlns:cx6="http://schemas.microsoft.com/office/drawing/2016/5/12/chartex" xmlns:cx7="http://schemas.microsoft.com/office/drawing/2016/5/13/chartex" xmlns:cx8="http://schemas.microsoft.com/office/drawing/2016/5/14/chartex" xmlns:mc="http://schemas.openxmlformats.org/markup-compatibility/2006" xmlns:aink="http://schemas.microsoft.com/office/drawing/2016/ink" xmlns:am3d="http://schemas.microsoft.com/office/drawing/2017/model3d" xmlns:o="urn:schemas-microsoft-com:office:office" xmlns:r="http://schemas.openxmlformats.org/officeDocument/2006/relationships" xmlns:m="http://schemas.openxmlformats.org/officeDocument/2006/math" xmlns:v="urn:schemas-microsoft-com:vml" xmlns:wp14="http://schemas.microsoft.com/office/word/2010/wordprocessingDrawing" xmlns:wp="http://schemas.openxmlformats.org/drawingml/2006/wordprocessingDrawing" xmlns:w10="urn:schemas-microsoft-com:office:word" xmlns:w="http://schemas.openxmlformats.org/wordprocessingml/2006/main" xmlns:w14="http://schemas.microsoft.com/office/word/2010/wordml" xmlns:w15="http://schemas.microsoft.com/office/word/2012/wordml" xmlns:w16cid="http://schemas.microsoft.com/office/word/2016/wordml/cid" xmlns:w16se="http://schemas.microsoft.com/office/word/2015/wordml/symex" xmlns:wpg="http://schemas.microsoft.com/office/word/2010/wordprocessingGroup" xmlns:wpi="http://schemas.microsoft.com/office/word/2010/wordprocessingInk" xmlns:wne="http://schemas.microsoft.com/office/word/2006/wordml" xmlns:wps="http://schemas.microsoft.com/office/word/2010/wordprocessingShape" mc:Ignorable="w14 w15 w16se w16cid wp14">
+  <w:p>
+    <w:pPr>
       <w:rPr>
         <w:rFonts w:ascii="Arial" w:hAnsi="Arial" w:cs="Arial"/>
         <w:shd w:val="clear" w:color="auto" w:fill="000000" w:themeFill="text1"/>
@@ -1429,6 +1473,16 @@
       <w:tab/>
       <w:t>I3BB</w:t>
     </w:r>
+  </w:p>
+</w:hdr>
+</file>
+
+<file path=word/header3.xml><?xml version="1.0" encoding="utf-8"?>
+<w:hdr xmlns:wpc="http://schemas.microsoft.com/office/word/2010/wordprocessingCanvas" xmlns:cx="http://schemas.microsoft.com/office/drawing/2014/chartex" xmlns:cx1="http://schemas.microsoft.com/office/drawing/2015/9/8/chartex" xmlns:cx2="http://schemas.microsoft.com/office/drawing/2015/10/21/chartex" xmlns:cx3="http://schemas.microsoft.com/office/drawing/2016/5/9/chartex" xmlns:cx4="http://schemas.microsoft.com/office/drawing/2016/5/10/chartex" xmlns:cx5="http://schemas.microsoft.com/office/drawing/2016/5/11/chartex" xmlns:cx6="http://schemas.microsoft.com/office/drawing/2016/5/12/chartex" xmlns:cx7="http://schemas.microsoft.com/office/drawing/2016/5/13/chartex" xmlns:cx8="http://schemas.microsoft.com/office/drawing/2016/5/14/chartex" xmlns:mc="http://schemas.openxmlformats.org/markup-compatibility/2006" xmlns:aink="http://schemas.microsoft.com/office/drawing/2016/ink" xmlns:am3d="http://schemas.microsoft.com/office/drawing/2017/model3d" xmlns:o="urn:schemas-microsoft-com:office:office" xmlns:r="http://schemas.openxmlformats.org/officeDocument/2006/relationships" xmlns:m="http://schemas.openxmlformats.org/officeDocument/2006/math" xmlns:v="urn:schemas-microsoft-com:vml" xmlns:wp14="http://schemas.microsoft.com/office/word/2010/wordprocessingDrawing" xmlns:wp="http://schemas.openxmlformats.org/drawingml/2006/wordprocessingDrawing" xmlns:w10="urn:schemas-microsoft-com:office:word" xmlns:w="http://schemas.openxmlformats.org/wordprocessingml/2006/main" xmlns:w14="http://schemas.microsoft.com/office/word/2010/wordml" xmlns:w15="http://schemas.microsoft.com/office/word/2012/wordml" xmlns:w16cid="http://schemas.microsoft.com/office/word/2016/wordml/cid" xmlns:w16se="http://schemas.microsoft.com/office/word/2015/wordml/symex" xmlns:wpg="http://schemas.microsoft.com/office/word/2010/wordprocessingGroup" xmlns:wpi="http://schemas.microsoft.com/office/word/2010/wordprocessingInk" xmlns:wne="http://schemas.microsoft.com/office/word/2006/wordml" xmlns:wps="http://schemas.microsoft.com/office/word/2010/wordprocessingShape" mc:Ignorable="w14 w15 w16se w16cid wp14">
+  <w:p>
+    <w:pPr>
+      <w:pStyle w:val="Intestazione"/>
+    </w:pPr>
   </w:p>
 </w:hdr>
 </file>
@@ -5508,6 +5562,7 @@
     <w:rsid w:val="00997E7D"/>
     <w:rsid w:val="009D5B0A"/>
     <w:rsid w:val="009F090E"/>
+    <w:rsid w:val="00A01045"/>
     <w:rsid w:val="00A0666A"/>
     <w:rsid w:val="00A139A6"/>
     <w:rsid w:val="00A1514F"/>
@@ -6352,7 +6407,7 @@
 </file>
 
 <file path=customXml/itemProps1.xml><?xml version="1.0" encoding="utf-8"?>
-<ds:datastoreItem xmlns:ds="http://schemas.openxmlformats.org/officeDocument/2006/customXml" ds:itemID="{1C995678-B3B0-4E9E-8072-23266EC4AE5E}">
+<ds:datastoreItem xmlns:ds="http://schemas.openxmlformats.org/officeDocument/2006/customXml" ds:itemID="{2136721F-98DB-4C22-90F3-B7E7268E5DA6}">
   <ds:schemaRefs>
     <ds:schemaRef ds:uri="http://schemas.openxmlformats.org/officeDocument/2006/bibliography"/>
   </ds:schemaRefs>
